--- a/WebContent/docx/结直肠癌粪便DNA甲基化检测报告-阳性-佛山市第一人民医院-2.docx
+++ b/WebContent/docx/结直肠癌粪便DNA甲基化检测报告-阳性-佛山市第一人民医院-2.docx
@@ -19,15 +19,15 @@
         </w:rPr>
       </w:pPr>
       <w:bookmarkStart w:id="0" w:name="_Toc24397"/>
-      <w:bookmarkStart w:id="1" w:name="_Toc14517"/>
-      <w:bookmarkStart w:id="2" w:name="_Toc30143_WPSOffice_Level1"/>
-      <w:bookmarkStart w:id="3" w:name="_Toc10446"/>
-      <w:bookmarkStart w:id="4" w:name="_Toc32054"/>
-      <w:bookmarkStart w:id="5" w:name="_Toc21669"/>
-      <w:bookmarkStart w:id="6" w:name="_Toc21009_WPSOffice_Level1"/>
-      <w:bookmarkStart w:id="7" w:name="_Toc24178_WPSOffice_Level1"/>
-      <w:bookmarkStart w:id="8" w:name="_Toc27500"/>
-      <w:bookmarkStart w:id="9" w:name="_Toc13806"/>
+      <w:bookmarkStart w:id="1" w:name="_Toc32054"/>
+      <w:bookmarkStart w:id="2" w:name="_Toc21669"/>
+      <w:bookmarkStart w:id="3" w:name="_Toc21009_WPSOffice_Level1"/>
+      <w:bookmarkStart w:id="4" w:name="_Toc27500"/>
+      <w:bookmarkStart w:id="5" w:name="_Toc13806"/>
+      <w:bookmarkStart w:id="6" w:name="_Toc24178_WPSOffice_Level1"/>
+      <w:bookmarkStart w:id="7" w:name="_Toc14517"/>
+      <w:bookmarkStart w:id="8" w:name="_Toc30143_WPSOffice_Level1"/>
+      <w:bookmarkStart w:id="9" w:name="_Toc10446"/>
       <w:r>
         <w:rPr>
           <w:rFonts w:ascii="Times New Roman" w:hAnsi="Times New Roman" w:cs="Times New Roman"/>
@@ -539,15 +539,28 @@
             </w:pPr>
             <w:r>
               <w:rPr>
-                <w:rFonts w:hint="eastAsia" w:ascii="Times New Roman" w:hAnsi="Times New Roman" w:eastAsia="微软雅黑" w:cs="Times New Roman"/>
+                <w:rFonts w:ascii="Times New Roman" w:hAnsi="Times New Roman" w:eastAsia="微软雅黑" w:cs="Times New Roman"/>
                 <w:bCs/>
                 <w:color w:val="000000"/>
                 <w:sz w:val="21"/>
                 <w:szCs w:val="21"/>
                 <w:lang w:eastAsia="zh-CN"/>
               </w:rPr>
-              <w:t>联系电话：{{ patient_phone }}</w:t>
-            </w:r>
+              <w:t>门诊号：</w:t>
+            </w:r>
+            <w:r>
+              <w:rPr>
+                <w:rFonts w:hint="eastAsia" w:ascii="Times New Roman" w:hAnsi="Times New Roman" w:eastAsia="微软雅黑" w:cs="Times New Roman"/>
+                <w:bCs/>
+                <w:color w:val="000000"/>
+                <w:sz w:val="21"/>
+                <w:szCs w:val="21"/>
+                <w:lang w:eastAsia="zh-CN"/>
+              </w:rPr>
+              <w:t>{{ room }}</w:t>
+            </w:r>
+            <w:bookmarkStart w:id="12" w:name="_GoBack"/>
+            <w:bookmarkEnd w:id="12"/>
           </w:p>
         </w:tc>
       </w:tr>
@@ -1185,17 +1198,7 @@
                 <w:color w:val="000000"/>
                 <w:lang w:eastAsia="zh-CN" w:bidi="ar"/>
               </w:rPr>
-              <w:t>当检测结果显示阴性（Ct值&gt;39或无Ct值），表示未检测到与肠癌发生相关的基因变异，但是也不能完全排除肠道肿瘤的 可能，建议每1-3年检测一次，仍然需要提倡健康的生活</w:t>
-            </w:r>
-            <w:bookmarkStart w:id="12" w:name="_GoBack"/>
-            <w:bookmarkEnd w:id="12"/>
-            <w:r>
-              <w:rPr>
-                <w:rFonts w:hint="eastAsia" w:ascii="Times New Roman" w:hAnsi="Times New Roman" w:eastAsia="微软雅黑" w:cs="Times New Roman"/>
-                <w:color w:val="000000"/>
-                <w:lang w:eastAsia="zh-CN" w:bidi="ar"/>
-              </w:rPr>
-              <w:t>方式。</w:t>
+              <w:t>当检测结果显示阴性（Ct值&gt;39或无Ct值），表示未检测到与肠癌发生相关的基因变异，但是也不能完全排除肠道肿瘤的 可能，建议每1-3年检测一次，仍然需要提倡健康的生活方式。</w:t>
             </w:r>
           </w:p>
         </w:tc>
@@ -1635,7 +1638,7 @@
                 </mc:Choice>
                 <mc:Fallback>
                   <w:pict>
-                    <v:group id="_x0000_s1026" o:spid="_x0000_s1026" o:spt="203" style="position:absolute;left:0pt;margin-left:68.3pt;margin-top:-36.85pt;height:113.6pt;width:245.2pt;z-index:251661312;mso-width-relative:page;mso-height-relative:page;" coordorigin="17862,41199" coordsize="4904,2272" o:gfxdata="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">
+                    <v:group id="_x0000_s1026" o:spid="_x0000_s1026" o:spt="203" style="position:absolute;left:0pt;margin-left:68.3pt;margin-top:-36.85pt;height:113.6pt;width:245.2pt;z-index:251661312;mso-width-relative:page;mso-height-relative:page;" coordorigin="17862,41199" coordsize="4904,2272" o:gfxdata="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">
                       <o:lock v:ext="edit" aspectratio="f"/>
                       <v:shape id="图片 23" o:spid="_x0000_s1026" o:spt="75" type="#_x0000_t75" style="position:absolute;left:20494;top:41199;height:2273;width:2273;" filled="f" o:preferrelative="t" stroked="f" coordsize="21600,21600" o:gfxdata="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">
                         <v:fill on="f" focussize="0,0"/>
